--- a/translation_generator/templates/BIRTH.docx
+++ b/translation_generator/templates/BIRTH.docx
@@ -438,7 +438,7 @@
               </wp:anchor>
             </w:drawing>
           </mc:Choice>
-          <mc:Fallback xmlns:pic="http://schemas.openxmlformats.org/drawingml/2006/picture" xmlns:a="http://schemas.openxmlformats.org/drawingml/2006/main" xmlns:ve="http://schemas.openxmlformats.org/markup-compatibility/2006">
+          <mc:Fallback xmlns:ve="http://schemas.openxmlformats.org/markup-compatibility/2006" xmlns:a="http://schemas.openxmlformats.org/drawingml/2006/main" xmlns:pic="http://schemas.openxmlformats.org/drawingml/2006/picture">
             <w:pict>
               <v:rect style="position:absolute;margin-left:34.549999pt;margin-top:1.526497pt;width:542.9pt;height:.7pt;mso-position-horizontal-relative:page;mso-position-vertical-relative:paragraph;z-index:15730176" id="docshape1" filled="true" fillcolor="#000000" stroked="false">
                 <v:fill type="solid"/>
@@ -5845,7 +5845,7 @@
               </wp:inline>
             </w:drawing>
           </mc:Choice>
-          <mc:Fallback xmlns:pic="http://schemas.openxmlformats.org/drawingml/2006/picture" xmlns:a="http://schemas.openxmlformats.org/drawingml/2006/main" xmlns:ve="http://schemas.openxmlformats.org/markup-compatibility/2006">
+          <mc:Fallback xmlns:ve="http://schemas.openxmlformats.org/markup-compatibility/2006" xmlns:a="http://schemas.openxmlformats.org/drawingml/2006/main" xmlns:pic="http://schemas.openxmlformats.org/drawingml/2006/picture">
             <w:pict>
               <v:shape style="width:265.650pt;height:49.5pt;mso-position-horizontal-relative:char;mso-position-vertical-relative:line" type="#_x0000_t202" id="docshape4" filled="false" stroked="true" strokeweight=".75pt" strokecolor="#000000">
                 <w10:anchorlock/>
@@ -6327,7 +6327,7 @@
               </wp:inline>
             </w:drawing>
           </mc:Choice>
-          <mc:Fallback xmlns:pic="http://schemas.openxmlformats.org/drawingml/2006/picture" xmlns:a="http://schemas.openxmlformats.org/drawingml/2006/main" xmlns:ve="http://schemas.openxmlformats.org/markup-compatibility/2006">
+          <mc:Fallback xmlns:ve="http://schemas.openxmlformats.org/markup-compatibility/2006" xmlns:a="http://schemas.openxmlformats.org/drawingml/2006/main" xmlns:pic="http://schemas.openxmlformats.org/drawingml/2006/picture">
             <w:pict>
               <v:shape style="width:247.3pt;height:50.25pt;mso-position-horizontal-relative:char;mso-position-vertical-relative:line" type="#_x0000_t202" id="docshape5" filled="false" stroked="true" strokeweight=".75pt" strokecolor="#000000">
                 <w10:anchorlock/>
@@ -6559,7 +6559,7 @@
               </wp:anchor>
             </w:drawing>
           </mc:Choice>
-          <mc:Fallback xmlns:pic="http://schemas.openxmlformats.org/drawingml/2006/picture" xmlns:a="http://schemas.openxmlformats.org/drawingml/2006/main" xmlns:ve="http://schemas.openxmlformats.org/markup-compatibility/2006">
+          <mc:Fallback xmlns:ve="http://schemas.openxmlformats.org/markup-compatibility/2006" xmlns:a="http://schemas.openxmlformats.org/drawingml/2006/main" xmlns:pic="http://schemas.openxmlformats.org/drawingml/2006/picture">
             <w:pict>
               <v:group style="position:absolute;margin-left:470.25pt;margin-top:720pt;width:115.55pt;height:56.25pt;mso-position-horizontal-relative:page;mso-position-vertical-relative:page;z-index:15730688" id="docshapegroup6" coordorigin="9405,14400" coordsize="2311,1125">
                 <v:shape style="position:absolute;left:9735;top:14550;width:1509;height:725" type="#_x0000_t75" id="docshape7" stroked="false">
@@ -7116,7 +7116,7 @@
               </wp:anchor>
             </w:drawing>
           </mc:Choice>
-          <mc:Fallback xmlns:pic="http://schemas.openxmlformats.org/drawingml/2006/picture" xmlns:a="http://schemas.openxmlformats.org/drawingml/2006/main" xmlns:ve="http://schemas.openxmlformats.org/markup-compatibility/2006">
+          <mc:Fallback xmlns:ve="http://schemas.openxmlformats.org/markup-compatibility/2006" xmlns:a="http://schemas.openxmlformats.org/drawingml/2006/main" xmlns:pic="http://schemas.openxmlformats.org/drawingml/2006/picture">
             <w:pict>
               <v:rect style="position:absolute;margin-left:34.549999pt;margin-top:10.425354pt;width:542.9pt;height:.7pt;mso-position-horizontal-relative:page;mso-position-vertical-relative:paragraph;z-index:-15725568;mso-wrap-distance-left:0;mso-wrap-distance-right:0" id="docshape9" filled="true" fillcolor="#000000" stroked="false">
                 <v:fill type="solid"/>
@@ -8995,14 +8995,21 @@
                                   <w:sz w:val="17"/>
                                   <w:szCs w:val="17"/>
                                 </w:rPr>
-                                <w:t>&lt;&lt;</w:t>
+                                <w:t xml:space="preserve">                           </w:t>
                               </w:r>
                               <w:r>
                                 <w:rPr>
                                   <w:sz w:val="17"/>
                                   <w:szCs w:val="17"/>
                                 </w:rPr>
-                                <w:t>SECTION_OFFICER_</w:t>
+                                <w:t>&lt;&lt;</w:t>
+                              </w:r>
+                              <w:r>
+                                <w:rPr>
+                                  <w:sz w:val="17"/>
+                                  <w:szCs w:val="17"/>
+                                </w:rPr>
+                                <w:t>OFF_</w:t>
                               </w:r>
                               <w:r>
                                 <w:rPr>
@@ -9137,6 +9144,10 @@
                 <v:shape id="Graphic 13" o:spid="_x0000_s1033" style="position:absolute;left:85;top:47;width:66555;height:67602;visibility:visible;mso-wrap-style:square;v-text-anchor:top" coordsize="6655434,6760209" o:gfxdata="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" path="m933450,4872989r4829175,l5762625,,933450,r,4872989xem,6759956r3373754,l3373754,6140831,,6140831r,619125xem3514725,6759956r3140709,l6655434,6121781r-3140709,l3514725,6759956xe" filled="f">
                   <v:path arrowok="t"/>
                 </v:shape>
+                <v:shapetype id="_x0000_t202" coordsize="21600,21600" o:spt="202" path="m,l,21600r21600,l21600,xe">
+                  <v:stroke joinstyle="miter"/>
+                  <v:path gradientshapeok="t" o:connecttype="rect"/>
+                </v:shapetype>
                 <v:shape id="Textbox 14" o:spid="_x0000_s1034" type="#_x0000_t202" style="position:absolute;left:22840;top:628;width:21615;height:5156;visibility:visible;mso-wrap-style:square;v-text-anchor:top" o:gfxdata="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" filled="f" stroked="f">
                   <v:textbox inset="0,0,0,0">
                     <w:txbxContent>
@@ -10294,14 +10305,21 @@
                             <w:sz w:val="17"/>
                             <w:szCs w:val="17"/>
                           </w:rPr>
-                          <w:t>&lt;&lt;</w:t>
+                          <w:t xml:space="preserve">                           </w:t>
                         </w:r>
                         <w:r>
                           <w:rPr>
                             <w:sz w:val="17"/>
                             <w:szCs w:val="17"/>
                           </w:rPr>
-                          <w:t>SECTION_OFFICER_</w:t>
+                          <w:t>&lt;&lt;</w:t>
+                        </w:r>
+                        <w:r>
+                          <w:rPr>
+                            <w:sz w:val="17"/>
+                            <w:szCs w:val="17"/>
+                          </w:rPr>
+                          <w:t>OFF_</w:t>
                         </w:r>
                         <w:r>
                           <w:rPr>
@@ -11639,7 +11657,7 @@
               </wp:anchor>
             </w:drawing>
           </mc:Choice>
-          <mc:Fallback xmlns:pic="http://schemas.openxmlformats.org/drawingml/2006/picture" xmlns:a="http://schemas.openxmlformats.org/drawingml/2006/main" xmlns:ve="http://schemas.openxmlformats.org/markup-compatibility/2006">
+          <mc:Fallback xmlns:ve="http://schemas.openxmlformats.org/markup-compatibility/2006" xmlns:a="http://schemas.openxmlformats.org/drawingml/2006/main" xmlns:pic="http://schemas.openxmlformats.org/drawingml/2006/picture">
             <w:pict>
               <v:shape style="position:absolute;margin-left:41.625pt;margin-top:22.848911pt;width:264.6pt;height:48.4pt;mso-position-horizontal-relative:page;mso-position-vertical-relative:paragraph;z-index:-15724544;mso-wrap-distance-left:0;mso-wrap-distance-right:0" type="#_x0000_t202" id="docshape19" filled="false" stroked="false">
                 <v:textbox inset="0,0,0,0">
@@ -12115,7 +12133,7 @@
               </wp:anchor>
             </w:drawing>
           </mc:Choice>
-          <mc:Fallback xmlns:pic="http://schemas.openxmlformats.org/drawingml/2006/picture" xmlns:a="http://schemas.openxmlformats.org/drawingml/2006/main" xmlns:ve="http://schemas.openxmlformats.org/markup-compatibility/2006">
+          <mc:Fallback xmlns:ve="http://schemas.openxmlformats.org/markup-compatibility/2006" xmlns:a="http://schemas.openxmlformats.org/drawingml/2006/main" xmlns:pic="http://schemas.openxmlformats.org/drawingml/2006/picture">
             <w:pict>
               <v:shape style="position:absolute;margin-left:318.475006pt;margin-top:21.723911pt;width:246.45pt;height:49.5pt;mso-position-horizontal-relative:page;mso-position-vertical-relative:paragraph;z-index:-15724032;mso-wrap-distance-left:0;mso-wrap-distance-right:0" type="#_x0000_t202" id="docshape20" filled="false" stroked="false">
                 <v:textbox inset="0,0,0,0">
@@ -12610,7 +12628,7 @@
         <w:rPr>
           <w:vanish/>
         </w:rPr>
-        <w:t xml:space="preserve">&lt;&lt;0I_NO&gt;&gt; &lt;&lt;ADDRESS_OF_PARENTS&gt;&gt; &lt;&lt;APOSTILLE_DATE&gt;&gt; &lt;&lt;MOTHER&gt;&gt; &lt;&lt;PERMANENT_ADDRESS_OF_PARENTS&gt;&gt; &lt;&lt;PLACE&gt;&gt; &lt;&lt;PRINT_DATE&gt;&gt; &lt;&lt;SECTION_OFFICER_SIGN&gt;&gt; &lt;&lt;SIGNATURE&gt;&gt; &lt;&lt;SIGNED_BY&gt;&gt; &lt;&lt;SR_NO&gt;&gt; </w:t>
+        <w:t xml:space="preserve">&lt;&lt;0I_NO&gt;&gt; &lt;&lt;ADDRESS_OF_PARENTS&gt;&gt; &lt;&lt;APOSTILLE_DATE&gt;&gt; &lt;&lt;MOTHER&gt;&gt; &lt;&lt;PERMANENT_ADDRESS_OF_PARENTS&gt;&gt; &lt;&lt;PLACE&gt;&gt; &lt;&lt;PRINT_DATE&gt;&gt; &lt;&lt;OFF_SIGN&gt;&gt; &lt;&lt;SIGNATURE&gt;&gt; &lt;&lt;SIGNED_BY&gt;&gt; &lt;&lt;SR_NO&gt;&gt; </w:t>
       </w:r>
     </w:p>
     <w:sectPr>

--- a/translation_generator/templates/BIRTH.docx
+++ b/translation_generator/templates/BIRTH.docx
@@ -1393,22 +1393,28 @@
       </w:r>
       <w:r>
         <w:rPr>
+          <w:spacing w:val="-5"/>
           <w:sz w:val="20"/>
         </w:rPr>
-        <w:t>Sub</w:t>
-      </w:r>
-      <w:r>
-        <w:rPr>
-          <w:spacing w:val="-8"/>
+        <w:t>&lt;&lt;</w:t>
+      </w:r>
+      <w:r>
+        <w:rPr>
           <w:sz w:val="20"/>
         </w:rPr>
-        <w:t xml:space="preserve"> </w:t>
+        <w:t>REGISTRAR</w:t>
       </w:r>
       <w:r>
         <w:rPr>
           <w:sz w:val="20"/>
         </w:rPr>
-        <w:t>Registrador,</w:t>
+        <w:t>&gt;&gt;</w:t>
+      </w:r>
+      <w:r>
+        <w:rPr>
+          <w:sz w:val="20"/>
+        </w:rPr>
+        <w:t>,</w:t>
       </w:r>
       <w:r>
         <w:rPr>

--- a/translation_generator/templates/BIRTH.docx
+++ b/translation_generator/templates/BIRTH.docx
@@ -438,7 +438,7 @@
               </wp:anchor>
             </w:drawing>
           </mc:Choice>
-          <mc:Fallback xmlns:ve="http://schemas.openxmlformats.org/markup-compatibility/2006" xmlns:a="http://schemas.openxmlformats.org/drawingml/2006/main" xmlns:pic="http://schemas.openxmlformats.org/drawingml/2006/picture">
+          <mc:Fallback xmlns:pic="http://schemas.openxmlformats.org/drawingml/2006/picture" xmlns:a="http://schemas.openxmlformats.org/drawingml/2006/main" xmlns:ve="http://schemas.openxmlformats.org/markup-compatibility/2006">
             <w:pict>
               <v:rect style="position:absolute;margin-left:34.549999pt;margin-top:1.526497pt;width:542.9pt;height:.7pt;mso-position-horizontal-relative:page;mso-position-vertical-relative:paragraph;z-index:15730176" id="docshape1" filled="true" fillcolor="#000000" stroked="false">
                 <v:fill type="solid"/>
@@ -5851,7 +5851,7 @@
               </wp:inline>
             </w:drawing>
           </mc:Choice>
-          <mc:Fallback xmlns:ve="http://schemas.openxmlformats.org/markup-compatibility/2006" xmlns:a="http://schemas.openxmlformats.org/drawingml/2006/main" xmlns:pic="http://schemas.openxmlformats.org/drawingml/2006/picture">
+          <mc:Fallback xmlns:pic="http://schemas.openxmlformats.org/drawingml/2006/picture" xmlns:a="http://schemas.openxmlformats.org/drawingml/2006/main" xmlns:ve="http://schemas.openxmlformats.org/markup-compatibility/2006">
             <w:pict>
               <v:shape style="width:265.650pt;height:49.5pt;mso-position-horizontal-relative:char;mso-position-vertical-relative:line" type="#_x0000_t202" id="docshape4" filled="false" stroked="true" strokeweight=".75pt" strokecolor="#000000">
                 <w10:anchorlock/>
@@ -6333,7 +6333,7 @@
               </wp:inline>
             </w:drawing>
           </mc:Choice>
-          <mc:Fallback xmlns:ve="http://schemas.openxmlformats.org/markup-compatibility/2006" xmlns:a="http://schemas.openxmlformats.org/drawingml/2006/main" xmlns:pic="http://schemas.openxmlformats.org/drawingml/2006/picture">
+          <mc:Fallback xmlns:pic="http://schemas.openxmlformats.org/drawingml/2006/picture" xmlns:a="http://schemas.openxmlformats.org/drawingml/2006/main" xmlns:ve="http://schemas.openxmlformats.org/markup-compatibility/2006">
             <w:pict>
               <v:shape style="width:247.3pt;height:50.25pt;mso-position-horizontal-relative:char;mso-position-vertical-relative:line" type="#_x0000_t202" id="docshape5" filled="false" stroked="true" strokeweight=".75pt" strokecolor="#000000">
                 <w10:anchorlock/>
@@ -6565,7 +6565,7 @@
               </wp:anchor>
             </w:drawing>
           </mc:Choice>
-          <mc:Fallback xmlns:ve="http://schemas.openxmlformats.org/markup-compatibility/2006" xmlns:a="http://schemas.openxmlformats.org/drawingml/2006/main" xmlns:pic="http://schemas.openxmlformats.org/drawingml/2006/picture">
+          <mc:Fallback xmlns:pic="http://schemas.openxmlformats.org/drawingml/2006/picture" xmlns:a="http://schemas.openxmlformats.org/drawingml/2006/main" xmlns:ve="http://schemas.openxmlformats.org/markup-compatibility/2006">
             <w:pict>
               <v:group style="position:absolute;margin-left:470.25pt;margin-top:720pt;width:115.55pt;height:56.25pt;mso-position-horizontal-relative:page;mso-position-vertical-relative:page;z-index:15730688" id="docshapegroup6" coordorigin="9405,14400" coordsize="2311,1125">
                 <v:shape style="position:absolute;left:9735;top:14550;width:1509;height:725" type="#_x0000_t75" id="docshape7" stroked="false">
@@ -7122,7 +7122,7 @@
               </wp:anchor>
             </w:drawing>
           </mc:Choice>
-          <mc:Fallback xmlns:ve="http://schemas.openxmlformats.org/markup-compatibility/2006" xmlns:a="http://schemas.openxmlformats.org/drawingml/2006/main" xmlns:pic="http://schemas.openxmlformats.org/drawingml/2006/picture">
+          <mc:Fallback xmlns:pic="http://schemas.openxmlformats.org/drawingml/2006/picture" xmlns:a="http://schemas.openxmlformats.org/drawingml/2006/main" xmlns:ve="http://schemas.openxmlformats.org/markup-compatibility/2006">
             <w:pict>
               <v:rect style="position:absolute;margin-left:34.549999pt;margin-top:10.425354pt;width:542.9pt;height:.7pt;mso-position-horizontal-relative:page;mso-position-vertical-relative:paragraph;z-index:-15725568;mso-wrap-distance-left:0;mso-wrap-distance-right:0" id="docshape9" filled="true" fillcolor="#000000" stroked="false">
                 <v:fill type="solid"/>
@@ -8681,17 +8681,17 @@
                               </w:r>
                               <w:r>
                                 <w:rPr>
-                                  <w:spacing w:val="-1"/>
-                                  <w:sz w:val="18"/>
-                                </w:rPr>
-                                <w:t>&lt;&lt;</w:t>
-                              </w:r>
-                              <w:r>
-                                <w:rPr>
                                   <w:b/>
                                   <w:sz w:val="18"/>
                                 </w:rPr>
-                                <w:t>APOSTILLE_DATE</w:t>
+                                <w:t>&lt;&lt;A</w:t>
+                              </w:r>
+                              <w:r>
+                                <w:rPr>
+                                  <w:b/>
+                                  <w:sz w:val="18"/>
+                                </w:rPr>
+                                <w:t>POSTILLE_DATE</w:t>
                               </w:r>
                               <w:r>
                                 <w:rPr>
@@ -9991,17 +9991,17 @@
                         </w:r>
                         <w:r>
                           <w:rPr>
-                            <w:spacing w:val="-1"/>
-                            <w:sz w:val="18"/>
-                          </w:rPr>
-                          <w:t>&lt;&lt;</w:t>
-                        </w:r>
-                        <w:r>
-                          <w:rPr>
                             <w:b/>
                             <w:sz w:val="18"/>
                           </w:rPr>
-                          <w:t>APOSTILLE_DATE</w:t>
+                          <w:t>&lt;&lt;A</w:t>
+                        </w:r>
+                        <w:r>
+                          <w:rPr>
+                            <w:b/>
+                            <w:sz w:val="18"/>
+                          </w:rPr>
+                          <w:t>POSTILLE_DATE</w:t>
                         </w:r>
                         <w:r>
                           <w:rPr>
@@ -11663,7 +11663,7 @@
               </wp:anchor>
             </w:drawing>
           </mc:Choice>
-          <mc:Fallback xmlns:ve="http://schemas.openxmlformats.org/markup-compatibility/2006" xmlns:a="http://schemas.openxmlformats.org/drawingml/2006/main" xmlns:pic="http://schemas.openxmlformats.org/drawingml/2006/picture">
+          <mc:Fallback xmlns:pic="http://schemas.openxmlformats.org/drawingml/2006/picture" xmlns:a="http://schemas.openxmlformats.org/drawingml/2006/main" xmlns:ve="http://schemas.openxmlformats.org/markup-compatibility/2006">
             <w:pict>
               <v:shape style="position:absolute;margin-left:41.625pt;margin-top:22.848911pt;width:264.6pt;height:48.4pt;mso-position-horizontal-relative:page;mso-position-vertical-relative:paragraph;z-index:-15724544;mso-wrap-distance-left:0;mso-wrap-distance-right:0" type="#_x0000_t202" id="docshape19" filled="false" stroked="false">
                 <v:textbox inset="0,0,0,0">
@@ -12139,7 +12139,7 @@
               </wp:anchor>
             </w:drawing>
           </mc:Choice>
-          <mc:Fallback xmlns:ve="http://schemas.openxmlformats.org/markup-compatibility/2006" xmlns:a="http://schemas.openxmlformats.org/drawingml/2006/main" xmlns:pic="http://schemas.openxmlformats.org/drawingml/2006/picture">
+          <mc:Fallback xmlns:pic="http://schemas.openxmlformats.org/drawingml/2006/picture" xmlns:a="http://schemas.openxmlformats.org/drawingml/2006/main" xmlns:ve="http://schemas.openxmlformats.org/markup-compatibility/2006">
             <w:pict>
               <v:shape style="position:absolute;margin-left:318.475006pt;margin-top:21.723911pt;width:246.45pt;height:49.5pt;mso-position-horizontal-relative:page;mso-position-vertical-relative:paragraph;z-index:-15724032;mso-wrap-distance-left:0;mso-wrap-distance-right:0" type="#_x0000_t202" id="docshape20" filled="false" stroked="false">
                 <v:textbox inset="0,0,0,0">
